--- a/docs/речь.docx
+++ b/docs/речь.docx
@@ -43,7 +43,7 @@
           <w:rFonts w:ascii="Times New Roman" w:hAnsi="Times New Roman" w:cs="Times New Roman"/>
         </w:rPr>
         <w:noBreakHyphen/>
-        <w:t xml:space="preserve">22. Научный руководитель — Светлана Валентиновна Кузнецова. Тема моей выпускной квалификационной работы (уточняется): «Проектирование микросервисной системы потоковой обработки финансовых транзакций». </w:t>
+        <w:t xml:space="preserve">22. Научный руководитель — Светлана Валентиновна Кузнецова. Тема моей выпускной квалификационной работы: «Проектирование микросервисной системы потоковой обработки финансовых транзакций». </w:t>
       </w:r>
     </w:p>
     <w:p>
@@ -57,7 +57,7 @@
           <w:rFonts w:ascii="Times New Roman" w:hAnsi="Times New Roman" w:cs="Times New Roman"/>
         </w:rPr>
         <w:pict w14:anchorId="6F8726E6">
-          <v:rect id="_x0000_i1160" style="width:0;height:1.5pt" o:hralign="center" o:hrstd="t" o:hr="t" fillcolor="#a0a0a0" stroked="f"/>
+          <v:rect id="_x0000_i1025" style="width:0;height:1.5pt" o:hralign="center" o:hrstd="t" o:hr="t" fillcolor="#a0a0a0" stroked="f"/>
         </w:pict>
       </w:r>
     </w:p>
@@ -109,7 +109,33 @@
           <w:rFonts w:ascii="Times New Roman" w:hAnsi="Times New Roman" w:cs="Times New Roman"/>
         </w:rPr>
         <w:br/>
-        <w:t xml:space="preserve">Современные транзакционные системы работают не как один простой запрос, а как обработка последовательности связанных событий. В таких условиях возникают задержки, повторная доставка сообщений и неупорядоченность </w:t>
+        <w:t>Современные</w:t>
+      </w:r>
+      <w:r>
+        <w:rPr>
+          <w:rFonts w:ascii="Times New Roman" w:hAnsi="Times New Roman" w:cs="Times New Roman"/>
+        </w:rPr>
+        <w:t xml:space="preserve"> платежные системы для каждой транзакции выполняют гораздо </w:t>
+      </w:r>
+      <w:proofErr w:type="gramStart"/>
+      <w:r>
+        <w:rPr>
+          <w:rFonts w:ascii="Times New Roman" w:hAnsi="Times New Roman" w:cs="Times New Roman"/>
+        </w:rPr>
+        <w:t>больше</w:t>
+      </w:r>
+      <w:proofErr w:type="gramEnd"/>
+      <w:r>
+        <w:rPr>
+          <w:rFonts w:ascii="Times New Roman" w:hAnsi="Times New Roman" w:cs="Times New Roman"/>
+        </w:rPr>
+        <w:t xml:space="preserve"> чем один</w:t>
+      </w:r>
+      <w:r>
+        <w:rPr>
+          <w:rFonts w:ascii="Times New Roman" w:hAnsi="Times New Roman" w:cs="Times New Roman"/>
+        </w:rPr>
+        <w:t xml:space="preserve"> запрос, а как обработка последовательности связанных событий. В таких условиях возникают задержки, повторная доставка сообщений и неупорядоченность </w:t>
       </w:r>
       <w:proofErr w:type="gramStart"/>
       <w:r>
@@ -137,7 +163,7 @@
           <w:rFonts w:ascii="Times New Roman" w:hAnsi="Times New Roman" w:cs="Times New Roman"/>
         </w:rPr>
         <w:pict w14:anchorId="2EEC2AB6">
-          <v:rect id="_x0000_i1161" style="width:0;height:1.5pt" o:hralign="center" o:hrstd="t" o:hr="t" fillcolor="#a0a0a0" stroked="f"/>
+          <v:rect id="_x0000_i1026" style="width:0;height:1.5pt" o:hralign="center" o:hrstd="t" o:hr="t" fillcolor="#a0a0a0" stroked="f"/>
         </w:pict>
       </w:r>
     </w:p>
@@ -168,21 +194,31 @@
         <w:rPr>
           <w:rFonts w:ascii="Times New Roman" w:hAnsi="Times New Roman" w:cs="Times New Roman"/>
         </w:rPr>
-        <w:t xml:space="preserve">Цель данной работы заключалась в проектировании и реализации системы приёма, хранения и обработки транзакций с возможностью оперативного мониторинга. Для её достижения необходимо было решить три основные задачи: спроектировать модель данных и API для операций и аналитики, реализовать обработку сообщений </w:t>
-      </w:r>
-      <w:proofErr w:type="gramStart"/>
-      <w:r>
-        <w:rPr>
-          <w:rFonts w:ascii="Times New Roman" w:hAnsi="Times New Roman" w:cs="Times New Roman"/>
-        </w:rPr>
-        <w:t>через брокер</w:t>
-      </w:r>
-      <w:proofErr w:type="gramEnd"/>
-      <w:r>
-        <w:rPr>
-          <w:rFonts w:ascii="Times New Roman" w:hAnsi="Times New Roman" w:cs="Times New Roman"/>
-        </w:rPr>
-        <w:t xml:space="preserve"> и обеспечить наблюдаемость и надёжность системы с помощью метрик, дашбордов и логирования.</w:t>
+        <w:t xml:space="preserve">Цель работы — построить распределённую систему: принимать транзакции, сохранять их и обрабатывать поток так, чтобы можно было вовремя </w:t>
+      </w:r>
+      <w:r>
+        <w:rPr>
+          <w:rFonts w:ascii="Times New Roman" w:hAnsi="Times New Roman" w:cs="Times New Roman"/>
+        </w:rPr>
+        <w:t>в любой момент видеть</w:t>
+      </w:r>
+      <w:r>
+        <w:rPr>
+          <w:rFonts w:ascii="Times New Roman" w:hAnsi="Times New Roman" w:cs="Times New Roman"/>
+        </w:rPr>
+        <w:t>, что происходит</w:t>
+      </w:r>
+      <w:r>
+        <w:rPr>
+          <w:rFonts w:ascii="Times New Roman" w:hAnsi="Times New Roman" w:cs="Times New Roman"/>
+        </w:rPr>
+        <w:t xml:space="preserve"> в системе</w:t>
+      </w:r>
+      <w:r>
+        <w:rPr>
+          <w:rFonts w:ascii="Times New Roman" w:hAnsi="Times New Roman" w:cs="Times New Roman"/>
+        </w:rPr>
+        <w:t>.</w:t>
       </w:r>
     </w:p>
     <w:p>
@@ -195,26 +231,32 @@
         <w:rPr>
           <w:rFonts w:ascii="Times New Roman" w:hAnsi="Times New Roman" w:cs="Times New Roman"/>
         </w:rPr>
-        <w:pict w14:anchorId="352F43FC">
-          <v:rect id="_x0000_i1162" style="width:0;height:1.5pt" o:hralign="center" o:hrstd="t" o:hr="t" fillcolor="#a0a0a0" stroked="f"/>
-        </w:pict>
+        <w:t xml:space="preserve">Для этого </w:t>
+      </w:r>
+      <w:r>
+        <w:rPr>
+          <w:rFonts w:ascii="Times New Roman" w:hAnsi="Times New Roman" w:cs="Times New Roman"/>
+        </w:rPr>
+        <w:t xml:space="preserve">выделено </w:t>
+      </w:r>
+      <w:r>
+        <w:rPr>
+          <w:rFonts w:ascii="Times New Roman" w:hAnsi="Times New Roman" w:cs="Times New Roman"/>
+        </w:rPr>
+        <w:t>три блока.</w:t>
       </w:r>
     </w:p>
     <w:p>
       <w:pPr>
         <w:rPr>
           <w:rFonts w:ascii="Times New Roman" w:hAnsi="Times New Roman" w:cs="Times New Roman"/>
-          <w:b/>
-          <w:bCs/>
-        </w:rPr>
-      </w:pPr>
-      <w:r>
-        <w:rPr>
-          <w:rFonts w:ascii="Times New Roman" w:hAnsi="Times New Roman" w:cs="Times New Roman"/>
-          <w:b/>
-          <w:bCs/>
-        </w:rPr>
-        <w:t>Слайд 4 — Ограничения задачи</w:t>
+        </w:rPr>
+      </w:pPr>
+      <w:r>
+        <w:rPr>
+          <w:rFonts w:ascii="Times New Roman" w:hAnsi="Times New Roman" w:cs="Times New Roman"/>
+        </w:rPr>
+        <w:t>Первый — проектирование: какие данные храним, какие интерфейсы для операций и для аналитики, и как разнести это по частям, чтобы запись и чтение не были в одном «комке».</w:t>
       </w:r>
     </w:p>
     <w:p>
@@ -227,21 +269,21 @@
         <w:rPr>
           <w:rFonts w:ascii="Times New Roman" w:hAnsi="Times New Roman" w:cs="Times New Roman"/>
         </w:rPr>
-        <w:t xml:space="preserve">Также важно обозначить ограничения работы. Основной фокус сделан на </w:t>
-      </w:r>
-      <w:proofErr w:type="spellStart"/>
-      <w:r>
-        <w:rPr>
-          <w:rFonts w:ascii="Times New Roman" w:hAnsi="Times New Roman" w:cs="Times New Roman"/>
-        </w:rPr>
-        <w:t>backend</w:t>
-      </w:r>
-      <w:proofErr w:type="spellEnd"/>
-      <w:r>
-        <w:rPr>
-          <w:rFonts w:ascii="Times New Roman" w:hAnsi="Times New Roman" w:cs="Times New Roman"/>
-        </w:rPr>
-        <w:t>-составляющей системы. При этом вопросы сертификации по международному стандарту PCI DSS рассмотрены не полностью, а соблюдение юридических требований банковских регуляторов в рамках работы подробно не анализировалось. Кроме того, система показана в единственном экземпляре — без кластеризации и масштабирования.</w:t>
+        <w:t xml:space="preserve">Второй — асинхронная обработка: события идут </w:t>
+      </w:r>
+      <w:proofErr w:type="gramStart"/>
+      <w:r>
+        <w:rPr>
+          <w:rFonts w:ascii="Times New Roman" w:hAnsi="Times New Roman" w:cs="Times New Roman"/>
+        </w:rPr>
+        <w:t>через брокер</w:t>
+      </w:r>
+      <w:proofErr w:type="gramEnd"/>
+      <w:r>
+        <w:rPr>
+          <w:rFonts w:ascii="Times New Roman" w:hAnsi="Times New Roman" w:cs="Times New Roman"/>
+        </w:rPr>
+        <w:t>, важно, чтобы при сбоях и повторах система не ломалась и не дублировала эффекты.</w:t>
       </w:r>
     </w:p>
     <w:p>
@@ -254,8 +296,40 @@
         <w:rPr>
           <w:rFonts w:ascii="Times New Roman" w:hAnsi="Times New Roman" w:cs="Times New Roman"/>
         </w:rPr>
-        <w:pict w14:anchorId="714FF967">
-          <v:rect id="_x0000_i1163" style="width:0;height:1.5pt" o:hralign="center" o:hrstd="t" o:hr="t" fillcolor="#a0a0a0" stroked="f"/>
+        <w:t xml:space="preserve">Третий — эксплуатация: метрики, дашборды и логи, чтобы </w:t>
+      </w:r>
+      <w:r>
+        <w:rPr>
+          <w:rFonts w:ascii="Times New Roman" w:hAnsi="Times New Roman" w:cs="Times New Roman"/>
+        </w:rPr>
+        <w:t xml:space="preserve">состояние каждого </w:t>
+      </w:r>
+      <w:proofErr w:type="spellStart"/>
+      <w:r>
+        <w:rPr>
+          <w:rFonts w:ascii="Times New Roman" w:hAnsi="Times New Roman" w:cs="Times New Roman"/>
+        </w:rPr>
+        <w:t>копонента</w:t>
+      </w:r>
+      <w:proofErr w:type="spellEnd"/>
+      <w:r>
+        <w:rPr>
+          <w:rFonts w:ascii="Times New Roman" w:hAnsi="Times New Roman" w:cs="Times New Roman"/>
+        </w:rPr>
+        <w:t xml:space="preserve"> </w:t>
+      </w:r>
+      <w:r>
+        <w:rPr>
+          <w:rFonts w:ascii="Times New Roman" w:hAnsi="Times New Roman" w:cs="Times New Roman"/>
+        </w:rPr>
+        <w:t>было видно в работе.</w:t>
+      </w:r>
+      <w:r>
+        <w:rPr>
+          <w:rFonts w:ascii="Times New Roman" w:hAnsi="Times New Roman" w:cs="Times New Roman"/>
+        </w:rPr>
+        <w:pict w14:anchorId="352F43FC">
+          <v:rect id="_x0000_i1027" style="width:0;height:1.5pt" o:hralign="center" o:hrstd="t" o:hr="t" fillcolor="#a0a0a0" stroked="f"/>
         </w:pict>
       </w:r>
     </w:p>
@@ -273,7 +347,7 @@
           <w:b/>
           <w:bCs/>
         </w:rPr>
-        <w:t>Слайд 5 — Порядок выполнения работы</w:t>
+        <w:t>Слайд 4 — Ограничения задачи</w:t>
       </w:r>
     </w:p>
     <w:p>
@@ -286,21 +360,21 @@
         <w:rPr>
           <w:rFonts w:ascii="Times New Roman" w:hAnsi="Times New Roman" w:cs="Times New Roman"/>
         </w:rPr>
-        <w:t xml:space="preserve">Порядок работы разложен по этапам. Сначала был проведён анализ рынка и существующих решений, учитывая ограничения. Затем по шаблону была собрана основа сервиса: структура модулей и каталогов, файлы конфигурации и минимальное стартовое поведение, чтобы приложение можно было стабильно запускать и дальше наращивать функциональность. После этого прошла основная работа </w:t>
-      </w:r>
-      <w:proofErr w:type="gramStart"/>
-      <w:r>
-        <w:rPr>
-          <w:rFonts w:ascii="Times New Roman" w:hAnsi="Times New Roman" w:cs="Times New Roman"/>
-        </w:rPr>
-        <w:t>по реализации</w:t>
-      </w:r>
-      <w:proofErr w:type="gramEnd"/>
-      <w:r>
-        <w:rPr>
-          <w:rFonts w:ascii="Times New Roman" w:hAnsi="Times New Roman" w:cs="Times New Roman"/>
-        </w:rPr>
-        <w:t xml:space="preserve"> заявленной в целях и задачах функциональности сервиса. Отдельным шагом добавлены технологии для мониторинга, о которых поговорим на следующем слайде. </w:t>
+        <w:t xml:space="preserve">Также важно обозначить ограничения работы. Основной фокус сделан на </w:t>
+      </w:r>
+      <w:proofErr w:type="spellStart"/>
+      <w:r>
+        <w:rPr>
+          <w:rFonts w:ascii="Times New Roman" w:hAnsi="Times New Roman" w:cs="Times New Roman"/>
+        </w:rPr>
+        <w:t>backend</w:t>
+      </w:r>
+      <w:proofErr w:type="spellEnd"/>
+      <w:r>
+        <w:rPr>
+          <w:rFonts w:ascii="Times New Roman" w:hAnsi="Times New Roman" w:cs="Times New Roman"/>
+        </w:rPr>
+        <w:t>-составляющей системы. При этом вопросы сертификации по международному стандарту PCI DSS рассмотрены не полностью, а соблюдение юридических требований банковских регуляторов в рамках работы подробно не анализировалось. Кроме того, система показана в единственном экземпляре — без кластеризации и масштабирования.</w:t>
       </w:r>
     </w:p>
     <w:p>
@@ -313,8 +387,509 @@
         <w:rPr>
           <w:rFonts w:ascii="Times New Roman" w:hAnsi="Times New Roman" w:cs="Times New Roman"/>
         </w:rPr>
+        <w:pict w14:anchorId="714FF967">
+          <v:rect id="_x0000_i1028" style="width:0;height:1.5pt" o:hralign="center" o:hrstd="t" o:hr="t" fillcolor="#a0a0a0" stroked="f"/>
+        </w:pict>
+      </w:r>
+    </w:p>
+    <w:p>
+      <w:pPr>
+        <w:rPr>
+          <w:rFonts w:ascii="Times New Roman" w:hAnsi="Times New Roman" w:cs="Times New Roman"/>
+          <w:b/>
+          <w:bCs/>
+        </w:rPr>
+      </w:pPr>
+      <w:r>
+        <w:rPr>
+          <w:rFonts w:ascii="Times New Roman" w:hAnsi="Times New Roman" w:cs="Times New Roman"/>
+          <w:b/>
+          <w:bCs/>
+        </w:rPr>
+        <w:t>Слайд 5 — Порядок выполнения работы</w:t>
+      </w:r>
+    </w:p>
+    <w:p>
+      <w:pPr>
+        <w:rPr>
+          <w:rFonts w:ascii="Times New Roman" w:hAnsi="Times New Roman" w:cs="Times New Roman"/>
+          <w:i/>
+          <w:iCs/>
+        </w:rPr>
+      </w:pPr>
+      <w:r>
+        <w:rPr>
+          <w:rFonts w:ascii="Times New Roman" w:hAnsi="Times New Roman" w:cs="Times New Roman"/>
+          <w:i/>
+          <w:iCs/>
+        </w:rPr>
+        <w:t>Порядок работы разложен по этапам.</w:t>
+      </w:r>
+    </w:p>
+    <w:p>
+      <w:pPr>
+        <w:rPr>
+          <w:rFonts w:ascii="Times New Roman" w:hAnsi="Times New Roman" w:cs="Times New Roman"/>
+          <w:i/>
+          <w:iCs/>
+        </w:rPr>
+      </w:pPr>
+      <w:r>
+        <w:rPr>
+          <w:rFonts w:ascii="Times New Roman" w:hAnsi="Times New Roman" w:cs="Times New Roman"/>
+          <w:b/>
+          <w:bCs/>
+          <w:i/>
+          <w:iCs/>
+        </w:rPr>
+        <w:t>Сначала</w:t>
+      </w:r>
+      <w:r>
+        <w:rPr>
+          <w:rFonts w:ascii="Times New Roman" w:hAnsi="Times New Roman" w:cs="Times New Roman"/>
+          <w:i/>
+          <w:iCs/>
+        </w:rPr>
+        <w:t> проведён анализ предметной области и существующих решений:</w:t>
+      </w:r>
+      <w:r>
+        <w:rPr>
+          <w:rFonts w:ascii="Times New Roman" w:hAnsi="Times New Roman" w:cs="Times New Roman"/>
+          <w:i/>
+          <w:iCs/>
+        </w:rPr>
+        <w:t xml:space="preserve"> удалось ознакомиться из каких элементов состоят подобные системы</w:t>
+      </w:r>
+      <w:r>
+        <w:rPr>
+          <w:rFonts w:ascii="Times New Roman" w:hAnsi="Times New Roman" w:cs="Times New Roman"/>
+          <w:i/>
+          <w:iCs/>
+        </w:rPr>
+        <w:t>, какие подходы к надёжности доставки сообщений и мониторингу используются на практике, с какими ограничениями сталкиваются при разработке.</w:t>
+      </w:r>
+    </w:p>
+    <w:p>
+      <w:pPr>
+        <w:rPr>
+          <w:rFonts w:ascii="Times New Roman" w:hAnsi="Times New Roman" w:cs="Times New Roman"/>
+          <w:i/>
+          <w:iCs/>
+        </w:rPr>
+      </w:pPr>
+      <w:r>
+        <w:rPr>
+          <w:rFonts w:ascii="Times New Roman" w:hAnsi="Times New Roman" w:cs="Times New Roman"/>
+          <w:b/>
+          <w:bCs/>
+          <w:i/>
+          <w:iCs/>
+        </w:rPr>
+        <w:lastRenderedPageBreak/>
+        <w:t>Затем</w:t>
+      </w:r>
+      <w:r>
+        <w:rPr>
+          <w:rFonts w:ascii="Times New Roman" w:hAnsi="Times New Roman" w:cs="Times New Roman"/>
+          <w:i/>
+          <w:iCs/>
+        </w:rPr>
+        <w:t xml:space="preserve"> спроектирована микросервисная архитектура и подготовлена основа проекта: структура модулей и каталогов, конфигурация, развёртывание в </w:t>
+      </w:r>
+      <w:proofErr w:type="spellStart"/>
+      <w:r>
+        <w:rPr>
+          <w:rFonts w:ascii="Times New Roman" w:hAnsi="Times New Roman" w:cs="Times New Roman"/>
+          <w:i/>
+          <w:iCs/>
+        </w:rPr>
+        <w:t>Docker</w:t>
+      </w:r>
+      <w:proofErr w:type="spellEnd"/>
+      <w:r>
+        <w:rPr>
+          <w:rFonts w:ascii="Times New Roman" w:hAnsi="Times New Roman" w:cs="Times New Roman"/>
+          <w:i/>
+          <w:iCs/>
+        </w:rPr>
+        <w:t xml:space="preserve"> </w:t>
+      </w:r>
+      <w:proofErr w:type="spellStart"/>
+      <w:r>
+        <w:rPr>
+          <w:rFonts w:ascii="Times New Roman" w:hAnsi="Times New Roman" w:cs="Times New Roman"/>
+          <w:i/>
+          <w:iCs/>
+        </w:rPr>
+        <w:t>Compose</w:t>
+      </w:r>
+      <w:proofErr w:type="spellEnd"/>
+      <w:r>
+        <w:rPr>
+          <w:rFonts w:ascii="Times New Roman" w:hAnsi="Times New Roman" w:cs="Times New Roman"/>
+          <w:i/>
+          <w:iCs/>
+        </w:rPr>
+        <w:t>. Заложено разделение контуров </w:t>
+      </w:r>
+      <w:r>
+        <w:rPr>
+          <w:rFonts w:ascii="Times New Roman" w:hAnsi="Times New Roman" w:cs="Times New Roman"/>
+          <w:b/>
+          <w:bCs/>
+          <w:i/>
+          <w:iCs/>
+        </w:rPr>
+        <w:t>записи</w:t>
+      </w:r>
+      <w:r>
+        <w:rPr>
+          <w:rFonts w:ascii="Times New Roman" w:hAnsi="Times New Roman" w:cs="Times New Roman"/>
+          <w:i/>
+          <w:iCs/>
+        </w:rPr>
+        <w:t> и </w:t>
+      </w:r>
+      <w:r>
+        <w:rPr>
+          <w:rFonts w:ascii="Times New Roman" w:hAnsi="Times New Roman" w:cs="Times New Roman"/>
+          <w:b/>
+          <w:bCs/>
+          <w:i/>
+          <w:iCs/>
+        </w:rPr>
+        <w:t>чтения</w:t>
+      </w:r>
+      <w:r>
+        <w:rPr>
+          <w:rFonts w:ascii="Times New Roman" w:hAnsi="Times New Roman" w:cs="Times New Roman"/>
+          <w:i/>
+          <w:iCs/>
+        </w:rPr>
+        <w:t xml:space="preserve"> — операционная база </w:t>
+      </w:r>
+      <w:proofErr w:type="spellStart"/>
+      <w:r>
+        <w:rPr>
+          <w:rFonts w:ascii="Times New Roman" w:hAnsi="Times New Roman" w:cs="Times New Roman"/>
+          <w:i/>
+          <w:iCs/>
+        </w:rPr>
+        <w:t>ledger</w:t>
+      </w:r>
+      <w:proofErr w:type="spellEnd"/>
+      <w:r>
+        <w:rPr>
+          <w:rFonts w:ascii="Times New Roman" w:hAnsi="Times New Roman" w:cs="Times New Roman"/>
+          <w:i/>
+          <w:iCs/>
+        </w:rPr>
+        <w:t xml:space="preserve"> и аналитическая </w:t>
+      </w:r>
+      <w:proofErr w:type="spellStart"/>
+      <w:r>
+        <w:rPr>
+          <w:rFonts w:ascii="Times New Roman" w:hAnsi="Times New Roman" w:cs="Times New Roman"/>
+          <w:i/>
+          <w:iCs/>
+        </w:rPr>
+        <w:t>analytics</w:t>
+      </w:r>
+      <w:proofErr w:type="spellEnd"/>
+      <w:r>
+        <w:rPr>
+          <w:rFonts w:ascii="Times New Roman" w:hAnsi="Times New Roman" w:cs="Times New Roman"/>
+          <w:i/>
+          <w:iCs/>
+        </w:rPr>
+        <w:t>.</w:t>
+      </w:r>
+    </w:p>
+    <w:p>
+      <w:pPr>
+        <w:rPr>
+          <w:rFonts w:ascii="Times New Roman" w:hAnsi="Times New Roman" w:cs="Times New Roman"/>
+          <w:i/>
+          <w:iCs/>
+        </w:rPr>
+      </w:pPr>
+      <w:r>
+        <w:rPr>
+          <w:rFonts w:ascii="Times New Roman" w:hAnsi="Times New Roman" w:cs="Times New Roman"/>
+          <w:b/>
+          <w:bCs/>
+          <w:i/>
+          <w:iCs/>
+        </w:rPr>
+        <w:t>Дальше</w:t>
+      </w:r>
+      <w:r>
+        <w:rPr>
+          <w:rFonts w:ascii="Times New Roman" w:hAnsi="Times New Roman" w:cs="Times New Roman"/>
+          <w:i/>
+          <w:iCs/>
+        </w:rPr>
+        <w:t> — основная реализация. Синхронный контур: приём транзакций, валидация, идемпотентность, запись в БД и в </w:t>
+      </w:r>
+      <w:proofErr w:type="spellStart"/>
+      <w:r>
+        <w:rPr>
+          <w:rFonts w:ascii="Times New Roman" w:hAnsi="Times New Roman" w:cs="Times New Roman"/>
+          <w:b/>
+          <w:bCs/>
+          <w:i/>
+          <w:iCs/>
+        </w:rPr>
+        <w:t>transactional</w:t>
+      </w:r>
+      <w:proofErr w:type="spellEnd"/>
+      <w:r>
+        <w:rPr>
+          <w:rFonts w:ascii="Times New Roman" w:hAnsi="Times New Roman" w:cs="Times New Roman"/>
+          <w:b/>
+          <w:bCs/>
+          <w:i/>
+          <w:iCs/>
+        </w:rPr>
+        <w:t xml:space="preserve"> </w:t>
+      </w:r>
+      <w:proofErr w:type="spellStart"/>
+      <w:r>
+        <w:rPr>
+          <w:rFonts w:ascii="Times New Roman" w:hAnsi="Times New Roman" w:cs="Times New Roman"/>
+          <w:b/>
+          <w:bCs/>
+          <w:i/>
+          <w:iCs/>
+        </w:rPr>
+        <w:t>outbox</w:t>
+      </w:r>
+      <w:proofErr w:type="spellEnd"/>
+      <w:r>
+        <w:rPr>
+          <w:rFonts w:ascii="Times New Roman" w:hAnsi="Times New Roman" w:cs="Times New Roman"/>
+          <w:i/>
+          <w:iCs/>
+        </w:rPr>
+        <w:t>. Асинхронный контур: публикация в </w:t>
+      </w:r>
+      <w:proofErr w:type="spellStart"/>
+      <w:r>
+        <w:rPr>
+          <w:rFonts w:ascii="Times New Roman" w:hAnsi="Times New Roman" w:cs="Times New Roman"/>
+          <w:b/>
+          <w:bCs/>
+          <w:i/>
+          <w:iCs/>
+        </w:rPr>
+        <w:t>Kafka</w:t>
+      </w:r>
+      <w:proofErr w:type="spellEnd"/>
+      <w:r>
+        <w:rPr>
+          <w:rFonts w:ascii="Times New Roman" w:hAnsi="Times New Roman" w:cs="Times New Roman"/>
+          <w:i/>
+          <w:iCs/>
+        </w:rPr>
+        <w:t> через отдельный сервис ретрансляции, обработка событий </w:t>
+      </w:r>
+      <w:proofErr w:type="spellStart"/>
+      <w:r>
+        <w:rPr>
+          <w:rFonts w:ascii="Times New Roman" w:hAnsi="Times New Roman" w:cs="Times New Roman"/>
+          <w:b/>
+          <w:bCs/>
+          <w:i/>
+          <w:iCs/>
+        </w:rPr>
+        <w:t>consumer’ами</w:t>
+      </w:r>
+      <w:proofErr w:type="spellEnd"/>
+      <w:r>
+        <w:rPr>
+          <w:rFonts w:ascii="Times New Roman" w:hAnsi="Times New Roman" w:cs="Times New Roman"/>
+          <w:i/>
+          <w:iCs/>
+        </w:rPr>
+        <w:t>, при сбоях — повторы и </w:t>
+      </w:r>
+      <w:r>
+        <w:rPr>
+          <w:rFonts w:ascii="Times New Roman" w:hAnsi="Times New Roman" w:cs="Times New Roman"/>
+          <w:b/>
+          <w:bCs/>
+          <w:i/>
+          <w:iCs/>
+        </w:rPr>
+        <w:t>DLQ</w:t>
+      </w:r>
+      <w:r>
+        <w:rPr>
+          <w:rFonts w:ascii="Times New Roman" w:hAnsi="Times New Roman" w:cs="Times New Roman"/>
+          <w:i/>
+          <w:iCs/>
+        </w:rPr>
+        <w:t>, учтены гарантии доставки и защита от дубликатов.</w:t>
+      </w:r>
+    </w:p>
+    <w:p>
+      <w:pPr>
+        <w:rPr>
+          <w:rFonts w:ascii="Times New Roman" w:hAnsi="Times New Roman" w:cs="Times New Roman"/>
+          <w:i/>
+          <w:iCs/>
+        </w:rPr>
+      </w:pPr>
+      <w:r>
+        <w:rPr>
+          <w:rFonts w:ascii="Times New Roman" w:hAnsi="Times New Roman" w:cs="Times New Roman"/>
+          <w:b/>
+          <w:bCs/>
+          <w:i/>
+          <w:iCs/>
+        </w:rPr>
+        <w:t>Отдельным этапом</w:t>
+      </w:r>
+      <w:r>
+        <w:rPr>
+          <w:rFonts w:ascii="Times New Roman" w:hAnsi="Times New Roman" w:cs="Times New Roman"/>
+          <w:i/>
+          <w:iCs/>
+        </w:rPr>
+        <w:t> реализованы независимые сервисы обработки одного потока: построение </w:t>
+      </w:r>
+      <w:r>
+        <w:rPr>
+          <w:rFonts w:ascii="Times New Roman" w:hAnsi="Times New Roman" w:cs="Times New Roman"/>
+          <w:b/>
+          <w:bCs/>
+          <w:i/>
+          <w:iCs/>
+        </w:rPr>
+        <w:t>аналитических проекций</w:t>
+      </w:r>
+      <w:r>
+        <w:rPr>
+          <w:rFonts w:ascii="Times New Roman" w:hAnsi="Times New Roman" w:cs="Times New Roman"/>
+          <w:i/>
+          <w:iCs/>
+        </w:rPr>
+        <w:t> и </w:t>
+      </w:r>
+      <w:r>
+        <w:rPr>
+          <w:rFonts w:ascii="Times New Roman" w:hAnsi="Times New Roman" w:cs="Times New Roman"/>
+          <w:b/>
+          <w:bCs/>
+          <w:i/>
+          <w:iCs/>
+        </w:rPr>
+        <w:t>мониторинг по правилам</w:t>
+      </w:r>
+      <w:r>
+        <w:rPr>
+          <w:rFonts w:ascii="Times New Roman" w:hAnsi="Times New Roman" w:cs="Times New Roman"/>
+          <w:i/>
+          <w:iCs/>
+        </w:rPr>
+        <w:t xml:space="preserve"> с формированием </w:t>
+      </w:r>
+      <w:proofErr w:type="spellStart"/>
+      <w:r>
+        <w:rPr>
+          <w:rFonts w:ascii="Times New Roman" w:hAnsi="Times New Roman" w:cs="Times New Roman"/>
+          <w:i/>
+          <w:iCs/>
+        </w:rPr>
+        <w:t>алертов</w:t>
+      </w:r>
+      <w:proofErr w:type="spellEnd"/>
+      <w:r>
+        <w:rPr>
+          <w:rFonts w:ascii="Times New Roman" w:hAnsi="Times New Roman" w:cs="Times New Roman"/>
+          <w:i/>
+          <w:iCs/>
+        </w:rPr>
+        <w:t>. Параллельно настроена </w:t>
+      </w:r>
+      <w:r>
+        <w:rPr>
+          <w:rFonts w:ascii="Times New Roman" w:hAnsi="Times New Roman" w:cs="Times New Roman"/>
+          <w:b/>
+          <w:bCs/>
+          <w:i/>
+          <w:iCs/>
+        </w:rPr>
+        <w:t>наблюдаемость</w:t>
+      </w:r>
+      <w:r>
+        <w:rPr>
+          <w:rFonts w:ascii="Times New Roman" w:hAnsi="Times New Roman" w:cs="Times New Roman"/>
+          <w:i/>
+          <w:iCs/>
+        </w:rPr>
+        <w:t> — метрики, логи и дашборды; подробнее на следующем слайде.</w:t>
+      </w:r>
+    </w:p>
+    <w:p>
+      <w:pPr>
+        <w:rPr>
+          <w:rFonts w:ascii="Times New Roman" w:hAnsi="Times New Roman" w:cs="Times New Roman"/>
+          <w:i/>
+          <w:iCs/>
+        </w:rPr>
+      </w:pPr>
+      <w:r>
+        <w:rPr>
+          <w:rFonts w:ascii="Times New Roman" w:hAnsi="Times New Roman" w:cs="Times New Roman"/>
+          <w:b/>
+          <w:bCs/>
+          <w:i/>
+          <w:iCs/>
+        </w:rPr>
+        <w:t>В завершение</w:t>
+      </w:r>
+      <w:r>
+        <w:rPr>
+          <w:rFonts w:ascii="Times New Roman" w:hAnsi="Times New Roman" w:cs="Times New Roman"/>
+          <w:i/>
+          <w:iCs/>
+        </w:rPr>
+        <w:t> проведено тестирование и отладка </w:t>
+      </w:r>
+      <w:proofErr w:type="spellStart"/>
+      <w:r>
+        <w:rPr>
+          <w:rFonts w:ascii="Times New Roman" w:hAnsi="Times New Roman" w:cs="Times New Roman"/>
+          <w:b/>
+          <w:bCs/>
+          <w:i/>
+          <w:iCs/>
+        </w:rPr>
+        <w:t>end-to-end</w:t>
+      </w:r>
+      <w:proofErr w:type="spellEnd"/>
+      <w:r>
+        <w:rPr>
+          <w:rFonts w:ascii="Times New Roman" w:hAnsi="Times New Roman" w:cs="Times New Roman"/>
+          <w:i/>
+          <w:iCs/>
+        </w:rPr>
+        <w:t> сценариев на учебном стенде: от создания транзакции до появления данных в аналитике и срабатывания правил мониторинга.</w:t>
+      </w:r>
+    </w:p>
+    <w:p>
+      <w:pPr>
+        <w:rPr>
+          <w:rFonts w:ascii="Times New Roman" w:hAnsi="Times New Roman" w:cs="Times New Roman"/>
+        </w:rPr>
+      </w:pPr>
+      <w:r>
+        <w:rPr>
+          <w:rFonts w:ascii="Times New Roman" w:hAnsi="Times New Roman" w:cs="Times New Roman"/>
+        </w:rPr>
         <w:pict w14:anchorId="241FE2F9">
-          <v:rect id="_x0000_i1164" style="width:0;height:1.5pt" o:hralign="center" o:hrstd="t" o:hr="t" fillcolor="#a0a0a0" stroked="f"/>
+          <v:rect id="_x0000_i1029" style="width:0;height:1.5pt" o:hralign="center" o:hrstd="t" o:hr="t" fillcolor="#a0a0a0" stroked="f"/>
         </w:pict>
       </w:r>
     </w:p>
@@ -414,7 +989,6 @@
           <w:b/>
           <w:bCs/>
         </w:rPr>
-        <w:lastRenderedPageBreak/>
         <w:t xml:space="preserve">Apache </w:t>
       </w:r>
       <w:proofErr w:type="spellStart"/>
@@ -488,112 +1062,6 @@
           <w:rFonts w:ascii="Times New Roman" w:hAnsi="Times New Roman" w:cs="Times New Roman"/>
         </w:rPr>
         <w:t xml:space="preserve"> популярна и гибко конфигурируема для предоставления любого функционала.</w:t>
-      </w:r>
-    </w:p>
-    <w:p>
-      <w:pPr>
-        <w:numPr>
-          <w:ilvl w:val="0"/>
-          <w:numId w:val="4"/>
-        </w:numPr>
-        <w:rPr>
-          <w:rFonts w:ascii="Times New Roman" w:hAnsi="Times New Roman" w:cs="Times New Roman"/>
-        </w:rPr>
-      </w:pPr>
-      <w:proofErr w:type="spellStart"/>
-      <w:r>
-        <w:rPr>
-          <w:rFonts w:ascii="Times New Roman" w:hAnsi="Times New Roman" w:cs="Times New Roman"/>
-          <w:b/>
-          <w:bCs/>
-        </w:rPr>
-        <w:t>Kubernetes</w:t>
-      </w:r>
-      <w:proofErr w:type="spellEnd"/>
-      <w:r>
-        <w:rPr>
-          <w:rFonts w:ascii="Times New Roman" w:hAnsi="Times New Roman" w:cs="Times New Roman"/>
-        </w:rPr>
-        <w:t xml:space="preserve"> — слой </w:t>
-      </w:r>
-      <w:proofErr w:type="spellStart"/>
-      <w:r>
-        <w:rPr>
-          <w:rFonts w:ascii="Times New Roman" w:hAnsi="Times New Roman" w:cs="Times New Roman"/>
-          <w:b/>
-          <w:bCs/>
-        </w:rPr>
-        <w:t>оркестрации</w:t>
-      </w:r>
-      <w:proofErr w:type="spellEnd"/>
-      <w:r>
-        <w:rPr>
-          <w:rFonts w:ascii="Times New Roman" w:hAnsi="Times New Roman" w:cs="Times New Roman"/>
-        </w:rPr>
-        <w:t xml:space="preserve"> в типичном прод</w:t>
-      </w:r>
-      <w:r>
-        <w:rPr>
-          <w:rFonts w:ascii="Times New Roman" w:hAnsi="Times New Roman" w:cs="Times New Roman"/>
-        </w:rPr>
-        <w:noBreakHyphen/>
-        <w:t xml:space="preserve">контуре: несколько сервисов, разные </w:t>
-      </w:r>
-      <w:proofErr w:type="spellStart"/>
-      <w:r>
-        <w:rPr>
-          <w:rFonts w:ascii="Times New Roman" w:hAnsi="Times New Roman" w:cs="Times New Roman"/>
-        </w:rPr>
-        <w:t>деплойменты</w:t>
-      </w:r>
-      <w:proofErr w:type="spellEnd"/>
-      <w:r>
-        <w:rPr>
-          <w:rFonts w:ascii="Times New Roman" w:hAnsi="Times New Roman" w:cs="Times New Roman"/>
-        </w:rPr>
-        <w:t xml:space="preserve">, </w:t>
-      </w:r>
-      <w:proofErr w:type="spellStart"/>
-      <w:r>
-        <w:rPr>
-          <w:rFonts w:ascii="Times New Roman" w:hAnsi="Times New Roman" w:cs="Times New Roman"/>
-        </w:rPr>
-        <w:t>health</w:t>
-      </w:r>
-      <w:proofErr w:type="spellEnd"/>
-      <w:r>
-        <w:rPr>
-          <w:rFonts w:ascii="Times New Roman" w:hAnsi="Times New Roman" w:cs="Times New Roman"/>
-        </w:rPr>
-        <w:t>/</w:t>
-      </w:r>
-      <w:proofErr w:type="spellStart"/>
-      <w:r>
-        <w:rPr>
-          <w:rFonts w:ascii="Times New Roman" w:hAnsi="Times New Roman" w:cs="Times New Roman"/>
-        </w:rPr>
-        <w:t>readiness</w:t>
-      </w:r>
-      <w:proofErr w:type="spellEnd"/>
-      <w:r>
-        <w:rPr>
-          <w:rFonts w:ascii="Times New Roman" w:hAnsi="Times New Roman" w:cs="Times New Roman"/>
-        </w:rPr>
-        <w:t xml:space="preserve">, масштабирование. На слайде это отражает </w:t>
-      </w:r>
-      <w:r>
-        <w:rPr>
-          <w:rFonts w:ascii="Times New Roman" w:hAnsi="Times New Roman" w:cs="Times New Roman"/>
-          <w:b/>
-          <w:bCs/>
-        </w:rPr>
-        <w:t>целевую архитектуру</w:t>
-      </w:r>
-      <w:r>
-        <w:rPr>
-          <w:rFonts w:ascii="Times New Roman" w:hAnsi="Times New Roman" w:cs="Times New Roman"/>
-        </w:rPr>
-        <w:t xml:space="preserve"> микросервисной системы.</w:t>
       </w:r>
     </w:p>
     <w:p>
@@ -703,7 +1171,478 @@
         <w:t xml:space="preserve"> — контейнеризация: одинаковый артефакт на стенде и у проверяющего, повторяемый запуск зависимостей.</w:t>
       </w:r>
     </w:p>
-    <w:p/>
+    <w:p>
+      <w:pPr>
+        <w:numPr>
+          <w:ilvl w:val="0"/>
+          <w:numId w:val="6"/>
+        </w:numPr>
+        <w:rPr>
+          <w:rFonts w:ascii="Times New Roman" w:hAnsi="Times New Roman" w:cs="Times New Roman"/>
+        </w:rPr>
+      </w:pPr>
+      <w:proofErr w:type="spellStart"/>
+      <w:r>
+        <w:rPr>
+          <w:rFonts w:ascii="Times New Roman" w:hAnsi="Times New Roman" w:cs="Times New Roman"/>
+          <w:b/>
+          <w:bCs/>
+        </w:rPr>
+        <w:t>Kubernetes</w:t>
+      </w:r>
+      <w:proofErr w:type="spellEnd"/>
+      <w:r>
+        <w:rPr>
+          <w:rFonts w:ascii="Times New Roman" w:hAnsi="Times New Roman" w:cs="Times New Roman"/>
+        </w:rPr>
+        <w:t xml:space="preserve"> —</w:t>
+      </w:r>
+      <w:r>
+        <w:rPr>
+          <w:rFonts w:ascii="Times New Roman" w:hAnsi="Times New Roman" w:cs="Times New Roman"/>
+        </w:rPr>
+        <w:t xml:space="preserve"> не </w:t>
+      </w:r>
+      <w:proofErr w:type="gramStart"/>
+      <w:r>
+        <w:rPr>
+          <w:rFonts w:ascii="Times New Roman" w:hAnsi="Times New Roman" w:cs="Times New Roman"/>
+        </w:rPr>
+        <w:t>используется</w:t>
+      </w:r>
+      <w:proofErr w:type="gramEnd"/>
+      <w:r>
+        <w:rPr>
+          <w:rFonts w:ascii="Times New Roman" w:hAnsi="Times New Roman" w:cs="Times New Roman"/>
+        </w:rPr>
+        <w:t xml:space="preserve"> но стоит упомянуть что просто ориентированы на него</w:t>
+      </w:r>
+    </w:p>
+    <w:p>
+      <w:pPr>
+        <w:rPr>
+          <w:rFonts w:ascii="Times New Roman" w:hAnsi="Times New Roman" w:cs="Times New Roman"/>
+        </w:rPr>
+      </w:pPr>
+      <w:r>
+        <w:rPr>
+          <w:rFonts w:ascii="Times New Roman" w:hAnsi="Times New Roman" w:cs="Times New Roman"/>
+        </w:rPr>
+        <w:pict w14:anchorId="35B946B7">
+          <v:rect id="_x0000_i1030" style="width:0;height:1.5pt" o:hralign="center" o:hrstd="t" o:hr="t" fillcolor="#a0a0a0" stroked="f"/>
+        </w:pict>
+      </w:r>
+    </w:p>
+    <w:p>
+      <w:pPr>
+        <w:rPr>
+          <w:rFonts w:ascii="Times New Roman" w:hAnsi="Times New Roman" w:cs="Times New Roman"/>
+          <w:b/>
+          <w:bCs/>
+        </w:rPr>
+      </w:pPr>
+      <w:r>
+        <w:rPr>
+          <w:rFonts w:ascii="Times New Roman" w:hAnsi="Times New Roman" w:cs="Times New Roman"/>
+          <w:b/>
+          <w:bCs/>
+        </w:rPr>
+        <w:t xml:space="preserve">Слайд </w:t>
+      </w:r>
+      <w:r>
+        <w:rPr>
+          <w:rFonts w:ascii="Times New Roman" w:hAnsi="Times New Roman" w:cs="Times New Roman"/>
+          <w:b/>
+          <w:bCs/>
+        </w:rPr>
+        <w:t>7</w:t>
+      </w:r>
+      <w:r>
+        <w:rPr>
+          <w:rFonts w:ascii="Times New Roman" w:hAnsi="Times New Roman" w:cs="Times New Roman"/>
+          <w:b/>
+          <w:bCs/>
+        </w:rPr>
+        <w:t xml:space="preserve"> — </w:t>
+      </w:r>
+      <w:r>
+        <w:rPr>
+          <w:rFonts w:ascii="Times New Roman" w:hAnsi="Times New Roman" w:cs="Times New Roman"/>
+          <w:b/>
+          <w:bCs/>
+        </w:rPr>
+        <w:t>Чистая архитектура</w:t>
+      </w:r>
+    </w:p>
+    <w:p>
+      <w:pPr>
+        <w:ind w:firstLine="708"/>
+      </w:pPr>
+      <w:r>
+        <w:rPr>
+          <w:rFonts w:ascii="Times New Roman" w:hAnsi="Times New Roman" w:cs="Times New Roman"/>
+        </w:rPr>
+        <w:t>Разработанная система состоит из нескольких микросервисов</w:t>
+      </w:r>
+      <w:r>
+        <w:rPr>
+          <w:rFonts w:ascii="Times New Roman" w:hAnsi="Times New Roman" w:cs="Times New Roman"/>
+        </w:rPr>
+        <w:t xml:space="preserve">, </w:t>
+      </w:r>
+      <w:r>
+        <w:rPr>
+          <w:rFonts w:ascii="Times New Roman" w:hAnsi="Times New Roman" w:cs="Times New Roman"/>
+        </w:rPr>
+        <w:t xml:space="preserve">на схеме </w:t>
+      </w:r>
+      <w:r>
+        <w:rPr>
+          <w:rFonts w:ascii="Times New Roman" w:hAnsi="Times New Roman" w:cs="Times New Roman"/>
+        </w:rPr>
+        <w:t xml:space="preserve">представлена </w:t>
+      </w:r>
+      <w:r>
+        <w:rPr>
+          <w:rFonts w:ascii="Times New Roman" w:hAnsi="Times New Roman" w:cs="Times New Roman"/>
+        </w:rPr>
+        <w:t>файловая архитектура одного из них</w:t>
+      </w:r>
+      <w:r>
+        <w:rPr>
+          <w:rFonts w:ascii="Times New Roman" w:hAnsi="Times New Roman" w:cs="Times New Roman"/>
+        </w:rPr>
+        <w:t xml:space="preserve">, </w:t>
+      </w:r>
+      <w:r>
+        <w:rPr>
+          <w:rFonts w:ascii="Times New Roman" w:hAnsi="Times New Roman" w:cs="Times New Roman"/>
+        </w:rPr>
+        <w:t xml:space="preserve">микросервиса </w:t>
+      </w:r>
+      <w:r>
+        <w:rPr>
+          <w:rFonts w:ascii="Times New Roman" w:hAnsi="Times New Roman" w:cs="Times New Roman"/>
+          <w:lang w:val="en-US"/>
+        </w:rPr>
+        <w:t>transaction</w:t>
+      </w:r>
+      <w:r>
+        <w:rPr>
+          <w:rFonts w:ascii="Times New Roman" w:hAnsi="Times New Roman" w:cs="Times New Roman"/>
+        </w:rPr>
+        <w:t xml:space="preserve"> </w:t>
+      </w:r>
+      <w:proofErr w:type="spellStart"/>
+      <w:r>
+        <w:rPr>
+          <w:rFonts w:ascii="Times New Roman" w:hAnsi="Times New Roman" w:cs="Times New Roman"/>
+          <w:lang w:val="en-US"/>
+        </w:rPr>
+        <w:t>api</w:t>
+      </w:r>
+      <w:proofErr w:type="spellEnd"/>
+      <w:r>
+        <w:rPr>
+          <w:rFonts w:ascii="Times New Roman" w:hAnsi="Times New Roman" w:cs="Times New Roman"/>
+        </w:rPr>
+        <w:t xml:space="preserve">, </w:t>
+      </w:r>
+      <w:r>
+        <w:rPr>
+          <w:rFonts w:ascii="Times New Roman" w:hAnsi="Times New Roman" w:cs="Times New Roman"/>
+        </w:rPr>
+        <w:t xml:space="preserve">который занимается приемом и </w:t>
+      </w:r>
+      <w:r>
+        <w:rPr>
+          <w:rFonts w:ascii="Times New Roman" w:hAnsi="Times New Roman" w:cs="Times New Roman"/>
+        </w:rPr>
+        <w:t>фиксацией принятых транзакций.</w:t>
+      </w:r>
+      <w:r>
+        <w:rPr>
+          <w:rFonts w:ascii="Times New Roman" w:hAnsi="Times New Roman" w:cs="Times New Roman"/>
+        </w:rPr>
+        <w:t xml:space="preserve"> </w:t>
+      </w:r>
+      <w:r>
+        <w:rPr>
+          <w:rFonts w:ascii="Times New Roman" w:hAnsi="Times New Roman" w:cs="Times New Roman"/>
+        </w:rPr>
+        <w:t xml:space="preserve">Как и заявлено в заглавии слайда сервис построен по принципам чистой архитектуры - </w:t>
+      </w:r>
+      <w:r>
+        <w:rPr>
+          <w:rFonts w:ascii="Times New Roman" w:hAnsi="Times New Roman" w:cs="Times New Roman"/>
+        </w:rPr>
+        <w:tab/>
+        <w:t>его части отделены друг от друга и изолированы с точки зрения ответственности. В</w:t>
+      </w:r>
+      <w:r>
+        <w:rPr>
+          <w:rFonts w:ascii="Times New Roman" w:hAnsi="Times New Roman" w:cs="Times New Roman"/>
+        </w:rPr>
+        <w:t xml:space="preserve"> </w:t>
+      </w:r>
+      <w:r>
+        <w:rPr>
+          <w:rFonts w:ascii="Times New Roman" w:hAnsi="Times New Roman" w:cs="Times New Roman"/>
+          <w:lang w:val="en-US"/>
+        </w:rPr>
+        <w:t>CMD</w:t>
+      </w:r>
+      <w:r>
+        <w:rPr>
+          <w:rFonts w:ascii="Times New Roman" w:hAnsi="Times New Roman" w:cs="Times New Roman"/>
+        </w:rPr>
+        <w:t xml:space="preserve"> </w:t>
+      </w:r>
+      <w:r>
+        <w:rPr>
+          <w:rFonts w:ascii="Times New Roman" w:hAnsi="Times New Roman" w:cs="Times New Roman"/>
+        </w:rPr>
+        <w:t xml:space="preserve">находится файл точки </w:t>
+      </w:r>
+      <w:proofErr w:type="gramStart"/>
+      <w:r>
+        <w:rPr>
+          <w:rFonts w:ascii="Times New Roman" w:hAnsi="Times New Roman" w:cs="Times New Roman"/>
+        </w:rPr>
+        <w:t>входа</w:t>
+      </w:r>
+      <w:r>
+        <w:rPr>
+          <w:rFonts w:ascii="Times New Roman" w:hAnsi="Times New Roman" w:cs="Times New Roman"/>
+        </w:rPr>
+        <w:t xml:space="preserve">,  </w:t>
+      </w:r>
+      <w:r>
+        <w:rPr>
+          <w:rFonts w:ascii="Times New Roman" w:hAnsi="Times New Roman" w:cs="Times New Roman"/>
+        </w:rPr>
+        <w:t>он</w:t>
+      </w:r>
+      <w:proofErr w:type="gramEnd"/>
+      <w:r>
+        <w:rPr>
+          <w:rFonts w:ascii="Times New Roman" w:hAnsi="Times New Roman" w:cs="Times New Roman"/>
+        </w:rPr>
+        <w:t xml:space="preserve"> собирает все зависимости и стартует</w:t>
+      </w:r>
+      <w:r>
+        <w:rPr>
+          <w:rFonts w:ascii="Times New Roman" w:hAnsi="Times New Roman" w:cs="Times New Roman"/>
+        </w:rPr>
+        <w:t xml:space="preserve"> </w:t>
+      </w:r>
+      <w:r>
+        <w:rPr>
+          <w:rFonts w:ascii="Times New Roman" w:hAnsi="Times New Roman" w:cs="Times New Roman"/>
+        </w:rPr>
+        <w:t>сервис</w:t>
+      </w:r>
+      <w:r>
+        <w:rPr>
+          <w:rFonts w:ascii="Times New Roman" w:hAnsi="Times New Roman" w:cs="Times New Roman"/>
+        </w:rPr>
+        <w:t xml:space="preserve">. </w:t>
+      </w:r>
+      <w:r>
+        <w:rPr>
+          <w:rFonts w:ascii="Times New Roman" w:hAnsi="Times New Roman" w:cs="Times New Roman"/>
+        </w:rPr>
+        <w:t xml:space="preserve">Ветка </w:t>
+      </w:r>
+      <w:r>
+        <w:rPr>
+          <w:rFonts w:ascii="Times New Roman" w:hAnsi="Times New Roman" w:cs="Times New Roman"/>
+          <w:lang w:val="en-US"/>
+        </w:rPr>
+        <w:t>other</w:t>
+      </w:r>
+      <w:r>
+        <w:rPr>
+          <w:rFonts w:ascii="Times New Roman" w:hAnsi="Times New Roman" w:cs="Times New Roman"/>
+        </w:rPr>
+        <w:t xml:space="preserve"> </w:t>
+      </w:r>
+      <w:proofErr w:type="gramStart"/>
+      <w:r>
+        <w:rPr>
+          <w:rFonts w:ascii="Times New Roman" w:hAnsi="Times New Roman" w:cs="Times New Roman"/>
+        </w:rPr>
+        <w:t>обозначает по сути</w:t>
+      </w:r>
+      <w:proofErr w:type="gramEnd"/>
+      <w:r>
+        <w:rPr>
+          <w:rFonts w:ascii="Times New Roman" w:hAnsi="Times New Roman" w:cs="Times New Roman"/>
+        </w:rPr>
+        <w:t xml:space="preserve"> </w:t>
+      </w:r>
+      <w:r>
+        <w:rPr>
+          <w:rFonts w:ascii="Times New Roman" w:hAnsi="Times New Roman" w:cs="Times New Roman"/>
+        </w:rPr>
+        <w:t>инфраструктурную</w:t>
+      </w:r>
+      <w:r>
+        <w:rPr>
+          <w:rFonts w:ascii="Times New Roman" w:hAnsi="Times New Roman" w:cs="Times New Roman"/>
+        </w:rPr>
+        <w:t xml:space="preserve"> директорию проекта – здесь лежит конфигурация</w:t>
+      </w:r>
+      <w:r>
+        <w:rPr>
+          <w:rFonts w:ascii="Times New Roman" w:hAnsi="Times New Roman" w:cs="Times New Roman"/>
+        </w:rPr>
+        <w:t>,</w:t>
+      </w:r>
+      <w:r>
+        <w:rPr>
+          <w:rFonts w:ascii="Times New Roman" w:hAnsi="Times New Roman" w:cs="Times New Roman"/>
+        </w:rPr>
+        <w:t xml:space="preserve"> </w:t>
+      </w:r>
+      <w:r>
+        <w:rPr>
+          <w:rFonts w:ascii="Times New Roman" w:hAnsi="Times New Roman" w:cs="Times New Roman"/>
+        </w:rPr>
+        <w:t xml:space="preserve">файлы сборки докера для </w:t>
+      </w:r>
+      <w:proofErr w:type="gramStart"/>
+      <w:r>
+        <w:rPr>
+          <w:rFonts w:ascii="Times New Roman" w:hAnsi="Times New Roman" w:cs="Times New Roman"/>
+        </w:rPr>
+        <w:t>того</w:t>
+      </w:r>
+      <w:proofErr w:type="gramEnd"/>
+      <w:r>
+        <w:rPr>
+          <w:rFonts w:ascii="Times New Roman" w:hAnsi="Times New Roman" w:cs="Times New Roman"/>
+        </w:rPr>
+        <w:t xml:space="preserve"> чтобы определять стартовое поведение сервиса. Ну а в </w:t>
+      </w:r>
+      <w:r>
+        <w:rPr>
+          <w:rFonts w:ascii="Times New Roman" w:hAnsi="Times New Roman" w:cs="Times New Roman"/>
+          <w:lang w:val="en-US"/>
+        </w:rPr>
+        <w:t>internal</w:t>
+      </w:r>
+      <w:r>
+        <w:rPr>
+          <w:rFonts w:ascii="Times New Roman" w:hAnsi="Times New Roman" w:cs="Times New Roman"/>
+        </w:rPr>
+        <w:t xml:space="preserve"> находится основная масса исходников приложения – так же разделенных на свои зоны ответственности</w:t>
+      </w:r>
+      <w:r>
+        <w:rPr>
+          <w:rFonts w:ascii="Times New Roman" w:hAnsi="Times New Roman" w:cs="Times New Roman"/>
+        </w:rPr>
+        <w:t>.</w:t>
+      </w:r>
+      <w:r>
+        <w:rPr>
+          <w:rFonts w:ascii="Times New Roman" w:hAnsi="Times New Roman" w:cs="Times New Roman"/>
+        </w:rPr>
+        <w:t xml:space="preserve"> </w:t>
+      </w:r>
+      <w:proofErr w:type="gramStart"/>
+      <w:r>
+        <w:rPr>
+          <w:rFonts w:ascii="Times New Roman" w:hAnsi="Times New Roman" w:cs="Times New Roman"/>
+        </w:rPr>
+        <w:t>Например</w:t>
+      </w:r>
+      <w:proofErr w:type="gramEnd"/>
+      <w:r>
+        <w:rPr>
+          <w:rFonts w:ascii="Times New Roman" w:hAnsi="Times New Roman" w:cs="Times New Roman"/>
+        </w:rPr>
+        <w:t xml:space="preserve"> </w:t>
+      </w:r>
+      <w:proofErr w:type="spellStart"/>
+      <w:r>
+        <w:rPr>
+          <w:rFonts w:ascii="Times New Roman" w:hAnsi="Times New Roman" w:cs="Times New Roman"/>
+        </w:rPr>
+        <w:t>http</w:t>
+      </w:r>
+      <w:proofErr w:type="spellEnd"/>
+      <w:r>
+        <w:rPr>
+          <w:rFonts w:ascii="Times New Roman" w:hAnsi="Times New Roman" w:cs="Times New Roman"/>
+        </w:rPr>
+        <w:t>/</w:t>
+      </w:r>
+      <w:proofErr w:type="spellStart"/>
+      <w:proofErr w:type="gramStart"/>
+      <w:r>
+        <w:rPr>
+          <w:rFonts w:ascii="Times New Roman" w:hAnsi="Times New Roman" w:cs="Times New Roman"/>
+        </w:rPr>
+        <w:t>handler.go</w:t>
+      </w:r>
+      <w:proofErr w:type="spellEnd"/>
+      <w:proofErr w:type="gramEnd"/>
+      <w:r>
+        <w:rPr>
+          <w:rFonts w:ascii="Times New Roman" w:hAnsi="Times New Roman" w:cs="Times New Roman"/>
+        </w:rPr>
+        <w:t xml:space="preserve"> принимает запросы, </w:t>
+      </w:r>
+      <w:proofErr w:type="spellStart"/>
+      <w:r>
+        <w:rPr>
+          <w:rFonts w:ascii="Times New Roman" w:hAnsi="Times New Roman" w:cs="Times New Roman"/>
+        </w:rPr>
+        <w:t>app</w:t>
+      </w:r>
+      <w:proofErr w:type="spellEnd"/>
+      <w:r>
+        <w:rPr>
+          <w:rFonts w:ascii="Times New Roman" w:hAnsi="Times New Roman" w:cs="Times New Roman"/>
+        </w:rPr>
+        <w:t>/</w:t>
+      </w:r>
+      <w:proofErr w:type="spellStart"/>
+      <w:proofErr w:type="gramStart"/>
+      <w:r>
+        <w:rPr>
+          <w:rFonts w:ascii="Times New Roman" w:hAnsi="Times New Roman" w:cs="Times New Roman"/>
+        </w:rPr>
+        <w:t>service.go</w:t>
+      </w:r>
+      <w:proofErr w:type="spellEnd"/>
+      <w:proofErr w:type="gramEnd"/>
+      <w:r>
+        <w:rPr>
+          <w:rFonts w:ascii="Times New Roman" w:hAnsi="Times New Roman" w:cs="Times New Roman"/>
+        </w:rPr>
+        <w:t xml:space="preserve"> — сценарии работы с транзакцие</w:t>
+      </w:r>
+      <w:r>
+        <w:rPr>
+          <w:rFonts w:ascii="Times New Roman" w:hAnsi="Times New Roman" w:cs="Times New Roman"/>
+        </w:rPr>
+        <w:t>й. Ниже в отдельной категории обозначены общие пакеты</w:t>
+      </w:r>
+      <w:r>
+        <w:rPr>
+          <w:rFonts w:ascii="Times New Roman" w:hAnsi="Times New Roman" w:cs="Times New Roman"/>
+        </w:rPr>
+        <w:t xml:space="preserve">, </w:t>
+      </w:r>
+      <w:r>
+        <w:rPr>
+          <w:rFonts w:ascii="Times New Roman" w:hAnsi="Times New Roman" w:cs="Times New Roman"/>
+        </w:rPr>
+        <w:t>которые могут быть использованными несколькими микросервисами</w:t>
+      </w:r>
+    </w:p>
     <w:sectPr>
       <w:pgSz w:w="11906" w:h="16838"/>
       <w:pgMar w:top="1134" w:right="850" w:bottom="1134" w:left="1701" w:header="708" w:footer="708" w:gutter="0"/>
